--- a/documents/resumes/NHM/NHM Cover Letter.docx
+++ b/documents/resumes/NHM/NHM Cover Letter.docx
@@ -3,11 +3,622 @@
 <w:document xmlns:wpc="http://schemas.microsoft.com/office/word/2010/wordprocessingCanvas" xmlns:cx="http://schemas.microsoft.com/office/drawing/2014/chartex" xmlns:cx1="http://schemas.microsoft.com/office/drawing/2015/9/8/chartex" xmlns:cx2="http://schemas.microsoft.com/office/drawing/2015/10/21/chartex" xmlns:cx3="http://schemas.microsoft.com/office/drawing/2016/5/9/chartex" xmlns:cx4="http://schemas.microsoft.com/office/drawing/2016/5/10/chartex" xmlns:cx5="http://schemas.microsoft.com/office/drawing/2016/5/11/chartex" xmlns:cx6="http://schemas.microsoft.com/office/drawing/2016/5/12/chartex" xmlns:cx7="http://schemas.microsoft.com/office/drawing/2016/5/13/chartex" xmlns:cx8="http://schemas.microsoft.com/office/drawing/2016/5/14/chartex" xmlns:mc="http://schemas.openxmlformats.org/markup-compatibility/2006" xmlns:aink="http://schemas.microsoft.com/office/drawing/2016/ink" xmlns:am3d="http://schemas.microsoft.com/office/drawing/2017/model3d" xmlns:o="urn:schemas-microsoft-com:office:office" xmlns:oel="http://schemas.microsoft.com/office/2019/extlst" xmlns:r="http://schemas.openxmlformats.org/officeDocument/2006/relationships" xmlns:m="http://schemas.openxmlformats.org/officeDocument/2006/math" xmlns:v="urn:schemas-microsoft-com:vml" xmlns:wp14="http://schemas.microsoft.com/office/word/2010/wordprocessingDrawing" xmlns:wp="http://schemas.openxmlformats.org/drawingml/2006/wordprocessingDrawing" xmlns:w10="urn:schemas-microsoft-com:office:word" xmlns:w="http://schemas.openxmlformats.org/wordprocessingml/2006/main" xmlns:w14="http://schemas.microsoft.com/office/word/2010/wordml" xmlns:w15="http://schemas.microsoft.com/office/word/2012/wordml" xmlns:w16cex="http://schemas.microsoft.com/office/word/2018/wordml/cex" xmlns:w16cid="http://schemas.microsoft.com/office/word/2016/wordml/cid" xmlns:w16="http://schemas.microsoft.com/office/word/2018/wordml" xmlns:w16du="http://schemas.microsoft.com/office/word/2023/wordml/word16du" xmlns:w16sdtdh="http://schemas.microsoft.com/office/word/2020/wordml/sdtdatahash" xmlns:w16sdtfl="http://schemas.microsoft.com/office/word/2024/wordml/sdtformatlock" xmlns:w16se="http://schemas.microsoft.com/office/word/2015/wordml/symex" xmlns:wpg="http://schemas.microsoft.com/office/word/2010/wordprocessingGroup" xmlns:wpi="http://schemas.microsoft.com/office/word/2010/wordprocessingInk" xmlns:wne="http://schemas.microsoft.com/office/word/2006/wordml" xmlns:wps="http://schemas.microsoft.com/office/word/2010/wordprocessingShape" mc:Ignorable="w14 w15 w16se w16cid w16 w16cex w16sdtdh w16sdtfl w16du wp14">
   <w:body>
     <w:p>
-      <w:r>
+      <w:pPr>
+        <w:rPr>
+          <w:rFonts w:ascii="Times New Roman" w:hAnsi="Times New Roman" w:cs="Times New Roman"/>
+        </w:rPr>
+      </w:pPr>
+      <w:r>
+        <w:rPr>
+          <w:rFonts w:ascii="Times New Roman" w:hAnsi="Times New Roman" w:cs="Times New Roman"/>
+        </w:rPr>
         <w:t>Dear Hiring Committee,</w:t>
       </w:r>
     </w:p>
-    <w:p/>
+    <w:p>
+      <w:pPr>
+        <w:rPr>
+          <w:rFonts w:ascii="Times New Roman" w:hAnsi="Times New Roman" w:cs="Times New Roman"/>
+        </w:rPr>
+      </w:pPr>
+      <w:r>
+        <w:rPr>
+          <w:rFonts w:ascii="Times New Roman" w:hAnsi="Times New Roman" w:cs="Times New Roman"/>
+        </w:rPr>
+        <w:t>I am a</w:t>
+      </w:r>
+      <w:r>
+        <w:rPr>
+          <w:rFonts w:ascii="Times New Roman" w:hAnsi="Times New Roman" w:cs="Times New Roman"/>
+        </w:rPr>
+        <w:t>n</w:t>
+      </w:r>
+      <w:r>
+        <w:rPr>
+          <w:rFonts w:ascii="Times New Roman" w:hAnsi="Times New Roman" w:cs="Times New Roman"/>
+        </w:rPr>
+        <w:t xml:space="preserve"> </w:t>
+      </w:r>
+      <w:r>
+        <w:rPr>
+          <w:rFonts w:ascii="Times New Roman" w:hAnsi="Times New Roman" w:cs="Times New Roman"/>
+        </w:rPr>
+        <w:t>ecologist completing my MS in B</w:t>
+      </w:r>
+      <w:r>
+        <w:rPr>
+          <w:rFonts w:ascii="Times New Roman" w:hAnsi="Times New Roman" w:cs="Times New Roman"/>
+        </w:rPr>
+        <w:t>iology at CSU Northridge</w:t>
+      </w:r>
+      <w:r>
+        <w:rPr>
+          <w:rFonts w:ascii="Times New Roman" w:hAnsi="Times New Roman" w:cs="Times New Roman"/>
+        </w:rPr>
+        <w:t xml:space="preserve"> in June. I have</w:t>
+      </w:r>
+      <w:r>
+        <w:rPr>
+          <w:rFonts w:ascii="Times New Roman" w:hAnsi="Times New Roman" w:cs="Times New Roman"/>
+        </w:rPr>
+        <w:t xml:space="preserve"> experience in ecological research, data analysis, and science communication, and I am </w:t>
+      </w:r>
+      <w:r>
+        <w:rPr>
+          <w:rFonts w:ascii="Times New Roman" w:hAnsi="Times New Roman" w:cs="Times New Roman"/>
+        </w:rPr>
+        <w:t>writing</w:t>
+      </w:r>
+      <w:r>
+        <w:rPr>
+          <w:rFonts w:ascii="Times New Roman" w:hAnsi="Times New Roman" w:cs="Times New Roman"/>
+        </w:rPr>
+        <w:t xml:space="preserve"> to apply for the Project Data Scientist position in the Community Science Department.</w:t>
+      </w:r>
+    </w:p>
+    <w:p>
+      <w:pPr>
+        <w:rPr>
+          <w:rFonts w:ascii="Times New Roman" w:hAnsi="Times New Roman" w:cs="Times New Roman"/>
+        </w:rPr>
+      </w:pPr>
+      <w:r>
+        <w:rPr>
+          <w:rFonts w:ascii="Times New Roman" w:hAnsi="Times New Roman" w:cs="Times New Roman"/>
+        </w:rPr>
+        <w:t xml:space="preserve">Over the course of my research </w:t>
+      </w:r>
+      <w:r>
+        <w:rPr>
+          <w:rFonts w:ascii="Times New Roman" w:hAnsi="Times New Roman" w:cs="Times New Roman"/>
+        </w:rPr>
+        <w:t>career</w:t>
+      </w:r>
+      <w:r>
+        <w:rPr>
+          <w:rFonts w:ascii="Times New Roman" w:hAnsi="Times New Roman" w:cs="Times New Roman"/>
+        </w:rPr>
+        <w:t xml:space="preserve">, I have led seven ecological research projects, including one published in </w:t>
+      </w:r>
+      <w:r>
+        <w:rPr>
+          <w:rFonts w:ascii="Times New Roman" w:hAnsi="Times New Roman" w:cs="Times New Roman"/>
+          <w:i/>
+          <w:iCs/>
+        </w:rPr>
+        <w:t>The Biological Bulletin</w:t>
+      </w:r>
+      <w:r>
+        <w:rPr>
+          <w:rFonts w:ascii="Times New Roman" w:hAnsi="Times New Roman" w:cs="Times New Roman"/>
+        </w:rPr>
+        <w:t xml:space="preserve"> and </w:t>
+      </w:r>
+      <w:r>
+        <w:rPr>
+          <w:rFonts w:ascii="Times New Roman" w:hAnsi="Times New Roman" w:cs="Times New Roman"/>
+        </w:rPr>
+        <w:t>three more</w:t>
+      </w:r>
+      <w:r>
+        <w:rPr>
+          <w:rFonts w:ascii="Times New Roman" w:hAnsi="Times New Roman" w:cs="Times New Roman"/>
+        </w:rPr>
+        <w:t xml:space="preserve"> manuscripts currently in preparation. My</w:t>
+      </w:r>
+      <w:r>
+        <w:rPr>
+          <w:rFonts w:ascii="Times New Roman" w:hAnsi="Times New Roman" w:cs="Times New Roman"/>
+        </w:rPr>
+        <w:t xml:space="preserve"> master’s thesis research has been my own independent</w:t>
+      </w:r>
+      <w:r>
+        <w:rPr>
+          <w:rFonts w:ascii="Times New Roman" w:hAnsi="Times New Roman" w:cs="Times New Roman"/>
+        </w:rPr>
+        <w:t xml:space="preserve"> work </w:t>
+      </w:r>
+      <w:r>
+        <w:rPr>
+          <w:rFonts w:ascii="Times New Roman" w:hAnsi="Times New Roman" w:cs="Times New Roman"/>
+        </w:rPr>
+        <w:t xml:space="preserve">from start to finish and focuses on the </w:t>
+      </w:r>
+      <w:r>
+        <w:rPr>
+          <w:rFonts w:ascii="Times New Roman" w:hAnsi="Times New Roman" w:cs="Times New Roman"/>
+        </w:rPr>
+        <w:t>effects of climate change on species interactions</w:t>
+      </w:r>
+      <w:r>
+        <w:rPr>
+          <w:rFonts w:ascii="Times New Roman" w:hAnsi="Times New Roman" w:cs="Times New Roman"/>
+        </w:rPr>
+        <w:t>.</w:t>
+      </w:r>
+      <w:r>
+        <w:rPr>
+          <w:rFonts w:ascii="Times New Roman" w:hAnsi="Times New Roman" w:cs="Times New Roman"/>
+        </w:rPr>
+        <w:t xml:space="preserve"> Through this work, I developed a strong foundation in quantitative analysis, while also gaining an appreciation for how fundamental research can inform applied ecological questions.</w:t>
+      </w:r>
+    </w:p>
+    <w:p>
+      <w:pPr>
+        <w:rPr>
+          <w:rFonts w:ascii="Times New Roman" w:hAnsi="Times New Roman" w:cs="Times New Roman"/>
+        </w:rPr>
+      </w:pPr>
+      <w:r>
+        <w:rPr>
+          <w:rFonts w:ascii="Times New Roman" w:hAnsi="Times New Roman" w:cs="Times New Roman"/>
+        </w:rPr>
+        <w:t xml:space="preserve">During internships in coastal saltmarsh restoration at the Bolsa Chica Ecological Reserve and the Los Cerritos Wetlands, I became especially interested in applied ecology. I saw firsthand how restoration decisions are guided by </w:t>
+      </w:r>
+      <w:r>
+        <w:rPr>
+          <w:rFonts w:ascii="Times New Roman" w:hAnsi="Times New Roman" w:cs="Times New Roman"/>
+        </w:rPr>
+        <w:t>published research</w:t>
+      </w:r>
+      <w:r>
+        <w:rPr>
+          <w:rFonts w:ascii="Times New Roman" w:hAnsi="Times New Roman" w:cs="Times New Roman"/>
+        </w:rPr>
+        <w:t xml:space="preserve">, </w:t>
+      </w:r>
+      <w:r>
+        <w:rPr>
+          <w:rFonts w:ascii="Times New Roman" w:hAnsi="Times New Roman" w:cs="Times New Roman"/>
+        </w:rPr>
+        <w:t xml:space="preserve">much of which </w:t>
+      </w:r>
+      <w:r>
+        <w:rPr>
+          <w:rFonts w:ascii="Times New Roman" w:hAnsi="Times New Roman" w:cs="Times New Roman"/>
+        </w:rPr>
+        <w:t xml:space="preserve">was </w:t>
+      </w:r>
+      <w:r>
+        <w:rPr>
+          <w:rFonts w:ascii="Times New Roman" w:hAnsi="Times New Roman" w:cs="Times New Roman"/>
+        </w:rPr>
+        <w:t xml:space="preserve">authored by local university </w:t>
+      </w:r>
+      <w:r>
+        <w:rPr>
+          <w:rFonts w:ascii="Times New Roman" w:hAnsi="Times New Roman" w:cs="Times New Roman"/>
+        </w:rPr>
+        <w:t>student</w:t>
+      </w:r>
+      <w:r>
+        <w:rPr>
+          <w:rFonts w:ascii="Times New Roman" w:hAnsi="Times New Roman" w:cs="Times New Roman"/>
+        </w:rPr>
+        <w:t>s</w:t>
+      </w:r>
+      <w:r>
+        <w:rPr>
+          <w:rFonts w:ascii="Times New Roman" w:hAnsi="Times New Roman" w:cs="Times New Roman"/>
+        </w:rPr>
+        <w:t>.</w:t>
+      </w:r>
+      <w:r>
+        <w:rPr>
+          <w:rFonts w:ascii="Times New Roman" w:hAnsi="Times New Roman" w:cs="Times New Roman"/>
+        </w:rPr>
+        <w:t xml:space="preserve"> While in the field pulling out mustard plants, the highlight of our day was always chatting with community members </w:t>
+      </w:r>
+      <w:r>
+        <w:rPr>
+          <w:rFonts w:ascii="Times New Roman" w:hAnsi="Times New Roman" w:cs="Times New Roman"/>
+        </w:rPr>
+        <w:t xml:space="preserve">and appreciating their </w:t>
+      </w:r>
+      <w:r>
+        <w:rPr>
+          <w:rFonts w:ascii="Times New Roman" w:hAnsi="Times New Roman" w:cs="Times New Roman"/>
+        </w:rPr>
+        <w:t>eager</w:t>
+      </w:r>
+      <w:r>
+        <w:rPr>
+          <w:rFonts w:ascii="Times New Roman" w:hAnsi="Times New Roman" w:cs="Times New Roman"/>
+        </w:rPr>
+        <w:t>ness</w:t>
+      </w:r>
+      <w:r>
+        <w:rPr>
+          <w:rFonts w:ascii="Times New Roman" w:hAnsi="Times New Roman" w:cs="Times New Roman"/>
+        </w:rPr>
+        <w:t xml:space="preserve"> to participate in and understand </w:t>
+      </w:r>
+      <w:r>
+        <w:rPr>
+          <w:rFonts w:ascii="Times New Roman" w:hAnsi="Times New Roman" w:cs="Times New Roman"/>
+        </w:rPr>
+        <w:t xml:space="preserve">the </w:t>
+      </w:r>
+      <w:r>
+        <w:rPr>
+          <w:rFonts w:ascii="Times New Roman" w:hAnsi="Times New Roman" w:cs="Times New Roman"/>
+        </w:rPr>
+        <w:t>practice of healing our natural spaces</w:t>
+      </w:r>
+      <w:r>
+        <w:rPr>
+          <w:rFonts w:ascii="Times New Roman" w:hAnsi="Times New Roman" w:cs="Times New Roman"/>
+        </w:rPr>
+        <w:t xml:space="preserve">. </w:t>
+      </w:r>
+      <w:r>
+        <w:rPr>
+          <w:rFonts w:ascii="Times New Roman" w:hAnsi="Times New Roman" w:cs="Times New Roman"/>
+        </w:rPr>
+        <w:t xml:space="preserve">More recently, I had the opportunity to participate in the Tree Canopy Assessment Project, where I went into the field with community members to survey fire-affected trees in Altadena, CA. </w:t>
+      </w:r>
+      <w:r>
+        <w:rPr>
+          <w:rFonts w:ascii="Times New Roman" w:hAnsi="Times New Roman" w:cs="Times New Roman"/>
+        </w:rPr>
+        <w:t>These experiences shaped my interest in community science</w:t>
+      </w:r>
+      <w:r>
+        <w:rPr>
+          <w:rFonts w:ascii="Times New Roman" w:hAnsi="Times New Roman" w:cs="Times New Roman"/>
+        </w:rPr>
+        <w:t>, which I believe is a crucial bridge</w:t>
+      </w:r>
+      <w:r>
+        <w:rPr>
+          <w:rFonts w:ascii="Times New Roman" w:hAnsi="Times New Roman" w:cs="Times New Roman"/>
+        </w:rPr>
+        <w:t xml:space="preserve"> to connect academic research with hands-on stewardship in local communities.</w:t>
+      </w:r>
+    </w:p>
+    <w:p>
+      <w:pPr>
+        <w:rPr>
+          <w:rFonts w:ascii="Times New Roman" w:hAnsi="Times New Roman" w:cs="Times New Roman"/>
+        </w:rPr>
+      </w:pPr>
+      <w:r>
+        <w:rPr>
+          <w:rFonts w:ascii="Times New Roman" w:hAnsi="Times New Roman" w:cs="Times New Roman"/>
+        </w:rPr>
+        <w:t xml:space="preserve">After completing my undergraduate degree, I continued </w:t>
+      </w:r>
+      <w:r>
+        <w:rPr>
+          <w:rFonts w:ascii="Times New Roman" w:hAnsi="Times New Roman" w:cs="Times New Roman"/>
+        </w:rPr>
+        <w:t>to</w:t>
+      </w:r>
+      <w:r>
+        <w:rPr>
+          <w:rFonts w:ascii="Times New Roman" w:hAnsi="Times New Roman" w:cs="Times New Roman"/>
+        </w:rPr>
+        <w:t xml:space="preserve"> </w:t>
+      </w:r>
+      <w:r>
+        <w:rPr>
+          <w:rFonts w:ascii="Times New Roman" w:hAnsi="Times New Roman" w:cs="Times New Roman"/>
+        </w:rPr>
+        <w:t xml:space="preserve">volunteer </w:t>
+      </w:r>
+      <w:r>
+        <w:rPr>
+          <w:rFonts w:ascii="Times New Roman" w:hAnsi="Times New Roman" w:cs="Times New Roman"/>
+        </w:rPr>
+        <w:t>as a docent at the Bolsa Chica Conservancy, where I led educational tours for audiences ranging from K–12 students to adult visitors. In this role, I developed the ability to translate complex ecological concepts into accessible, engaging explanations, and to build shared understanding of scientific ideas across diverse audiences.</w:t>
+      </w:r>
+    </w:p>
+    <w:p>
+      <w:pPr>
+        <w:rPr>
+          <w:rFonts w:ascii="Times New Roman" w:hAnsi="Times New Roman" w:cs="Times New Roman"/>
+        </w:rPr>
+      </w:pPr>
+      <w:r>
+        <w:rPr>
+          <w:rFonts w:ascii="Times New Roman" w:hAnsi="Times New Roman" w:cs="Times New Roman"/>
+        </w:rPr>
+        <w:t xml:space="preserve">In parallel with my research, I have developed strong data science skills in R and Python, including building reproducible workflows for data cleaning, modeling, and visualization. For example, I designed a semi-automated image analysis pipeline using OpenCV, </w:t>
+      </w:r>
+      <w:r>
+        <w:rPr>
+          <w:rFonts w:ascii="Times New Roman" w:hAnsi="Times New Roman" w:cs="Times New Roman"/>
+        </w:rPr>
+        <w:t xml:space="preserve">ImageJ </w:t>
+      </w:r>
+      <w:r>
+        <w:rPr>
+          <w:rFonts w:ascii="Times New Roman" w:hAnsi="Times New Roman" w:cs="Times New Roman"/>
+        </w:rPr>
+        <w:t xml:space="preserve">Fiji, and </w:t>
+      </w:r>
+      <w:proofErr w:type="spellStart"/>
+      <w:r>
+        <w:rPr>
+          <w:rFonts w:ascii="Times New Roman" w:hAnsi="Times New Roman" w:cs="Times New Roman"/>
+        </w:rPr>
+        <w:t>Ilastik</w:t>
+      </w:r>
+      <w:proofErr w:type="spellEnd"/>
+      <w:r>
+        <w:rPr>
+          <w:rFonts w:ascii="Times New Roman" w:hAnsi="Times New Roman" w:cs="Times New Roman"/>
+        </w:rPr>
+        <w:t xml:space="preserve"> to extract morphological measurements from thousands of microscopy images, substantially improving efficiency and reproducibility. I have also created interactive data visualizations using R Shiny to help non-expert</w:t>
+      </w:r>
+      <w:r>
+        <w:rPr>
+          <w:rFonts w:ascii="Times New Roman" w:hAnsi="Times New Roman" w:cs="Times New Roman"/>
+        </w:rPr>
+        <w:t xml:space="preserve">s </w:t>
+      </w:r>
+      <w:r>
+        <w:rPr>
+          <w:rFonts w:ascii="Times New Roman" w:hAnsi="Times New Roman" w:cs="Times New Roman"/>
+        </w:rPr>
+        <w:t>explore</w:t>
+      </w:r>
+      <w:r>
+        <w:rPr>
+          <w:rFonts w:ascii="Times New Roman" w:hAnsi="Times New Roman" w:cs="Times New Roman"/>
+        </w:rPr>
+        <w:t xml:space="preserve"> the math behind statistical modeling intuitively</w:t>
+      </w:r>
+      <w:r>
+        <w:rPr>
+          <w:rFonts w:ascii="Times New Roman" w:hAnsi="Times New Roman" w:cs="Times New Roman"/>
+        </w:rPr>
+        <w:t xml:space="preserve">, reinforcing my interest in developing accessible, user-facing data tools. </w:t>
+      </w:r>
+      <w:r>
+        <w:rPr>
+          <w:rFonts w:ascii="Times New Roman" w:hAnsi="Times New Roman" w:cs="Times New Roman"/>
+        </w:rPr>
+        <w:t xml:space="preserve">While I have not yet applied GIS software in my research, </w:t>
+      </w:r>
+      <w:r>
+        <w:rPr>
+          <w:rFonts w:ascii="Times New Roman" w:hAnsi="Times New Roman" w:cs="Times New Roman"/>
+        </w:rPr>
+        <w:t xml:space="preserve">I have </w:t>
+      </w:r>
+      <w:r>
+        <w:rPr>
+          <w:rFonts w:ascii="Times New Roman" w:hAnsi="Times New Roman" w:cs="Times New Roman"/>
+        </w:rPr>
+        <w:t xml:space="preserve">foundational </w:t>
+      </w:r>
+      <w:r>
+        <w:rPr>
+          <w:rFonts w:ascii="Times New Roman" w:hAnsi="Times New Roman" w:cs="Times New Roman"/>
+        </w:rPr>
+        <w:t xml:space="preserve">experience with </w:t>
+      </w:r>
+      <w:proofErr w:type="spellStart"/>
+      <w:r>
+        <w:rPr>
+          <w:rFonts w:ascii="Times New Roman" w:hAnsi="Times New Roman" w:cs="Times New Roman"/>
+        </w:rPr>
+        <w:t>qGIS</w:t>
+      </w:r>
+      <w:proofErr w:type="spellEnd"/>
+      <w:r>
+        <w:rPr>
+          <w:rFonts w:ascii="Times New Roman" w:hAnsi="Times New Roman" w:cs="Times New Roman"/>
+        </w:rPr>
+        <w:t xml:space="preserve"> and am always </w:t>
+      </w:r>
+      <w:r>
+        <w:rPr>
+          <w:rFonts w:ascii="Times New Roman" w:hAnsi="Times New Roman" w:cs="Times New Roman"/>
+        </w:rPr>
+        <w:t>motivated</w:t>
+      </w:r>
+      <w:r>
+        <w:rPr>
+          <w:rFonts w:ascii="Times New Roman" w:hAnsi="Times New Roman" w:cs="Times New Roman"/>
+        </w:rPr>
+        <w:t xml:space="preserve"> to master new software. </w:t>
+      </w:r>
+    </w:p>
+    <w:p>
+      <w:pPr>
+        <w:rPr>
+          <w:rFonts w:ascii="Times New Roman" w:hAnsi="Times New Roman" w:cs="Times New Roman"/>
+        </w:rPr>
+      </w:pPr>
+      <w:r>
+        <w:rPr>
+          <w:rFonts w:ascii="Times New Roman" w:hAnsi="Times New Roman" w:cs="Times New Roman"/>
+        </w:rPr>
+        <w:t>During my final year as a student at CSUN, I mentored graduate students in the best practices for data collection, storage, analysis, and visualization</w:t>
+      </w:r>
+      <w:r>
+        <w:rPr>
+          <w:rFonts w:ascii="Times New Roman" w:hAnsi="Times New Roman" w:cs="Times New Roman"/>
+        </w:rPr>
+        <w:t xml:space="preserve"> in my capacity as the Graduate Assistant for Biometry, a graduate level biostatistics course</w:t>
+      </w:r>
+      <w:r>
+        <w:rPr>
+          <w:rFonts w:ascii="Times New Roman" w:hAnsi="Times New Roman" w:cs="Times New Roman"/>
+        </w:rPr>
+        <w:t xml:space="preserve">. </w:t>
+      </w:r>
+      <w:r>
+        <w:rPr>
+          <w:rFonts w:ascii="Times New Roman" w:hAnsi="Times New Roman" w:cs="Times New Roman"/>
+        </w:rPr>
+        <w:t xml:space="preserve">I was also invited as a guest lecturer for the </w:t>
+      </w:r>
+      <w:r>
+        <w:rPr>
+          <w:rFonts w:ascii="Times New Roman" w:hAnsi="Times New Roman" w:cs="Times New Roman"/>
+        </w:rPr>
+        <w:lastRenderedPageBreak/>
+        <w:t xml:space="preserve">graduate level Computer Modeling course, where I lead a workshop on fitting computer models to experimental data for graduate and senior undergraduate students. </w:t>
+      </w:r>
+      <w:r>
+        <w:rPr>
+          <w:rFonts w:ascii="Times New Roman" w:hAnsi="Times New Roman" w:cs="Times New Roman"/>
+        </w:rPr>
+        <w:t xml:space="preserve">In addition, I have mentored </w:t>
+      </w:r>
+      <w:r>
+        <w:rPr>
+          <w:rFonts w:ascii="Times New Roman" w:hAnsi="Times New Roman" w:cs="Times New Roman"/>
+        </w:rPr>
+        <w:t xml:space="preserve">two </w:t>
+      </w:r>
+      <w:r>
+        <w:rPr>
+          <w:rFonts w:ascii="Times New Roman" w:hAnsi="Times New Roman" w:cs="Times New Roman"/>
+        </w:rPr>
+        <w:t>undergraduate researchers</w:t>
+      </w:r>
+      <w:r>
+        <w:rPr>
+          <w:rFonts w:ascii="Times New Roman" w:hAnsi="Times New Roman" w:cs="Times New Roman"/>
+        </w:rPr>
+        <w:t xml:space="preserve"> </w:t>
+      </w:r>
+      <w:r>
+        <w:rPr>
+          <w:rFonts w:ascii="Times New Roman" w:hAnsi="Times New Roman" w:cs="Times New Roman"/>
+        </w:rPr>
+        <w:t xml:space="preserve">with </w:t>
+      </w:r>
+      <w:r>
+        <w:rPr>
+          <w:rFonts w:ascii="Times New Roman" w:hAnsi="Times New Roman" w:cs="Times New Roman"/>
+        </w:rPr>
+        <w:t>their own</w:t>
+      </w:r>
+      <w:r>
+        <w:rPr>
+          <w:rFonts w:ascii="Times New Roman" w:hAnsi="Times New Roman" w:cs="Times New Roman"/>
+        </w:rPr>
+        <w:t xml:space="preserve"> independent projects, resulting in poster presentations at scientific conferences.</w:t>
+      </w:r>
+      <w:r>
+        <w:rPr>
+          <w:rFonts w:ascii="Times New Roman" w:hAnsi="Times New Roman" w:cs="Times New Roman"/>
+        </w:rPr>
+        <w:t xml:space="preserve"> </w:t>
+      </w:r>
+      <w:r>
+        <w:rPr>
+          <w:rFonts w:ascii="Times New Roman" w:hAnsi="Times New Roman" w:cs="Times New Roman"/>
+        </w:rPr>
+        <w:t>I am excited about applying these skills to building data systems, dashboards, and visualizations that support community partners and</w:t>
+      </w:r>
+      <w:r>
+        <w:rPr>
+          <w:rFonts w:ascii="Times New Roman" w:hAnsi="Times New Roman" w:cs="Times New Roman"/>
+        </w:rPr>
+        <w:t xml:space="preserve"> clarify the story hidden within data</w:t>
+      </w:r>
+      <w:r>
+        <w:rPr>
+          <w:rFonts w:ascii="Times New Roman" w:hAnsi="Times New Roman" w:cs="Times New Roman"/>
+        </w:rPr>
+        <w:t>.</w:t>
+      </w:r>
+      <w:r>
+        <w:rPr>
+          <w:rFonts w:ascii="Times New Roman" w:hAnsi="Times New Roman" w:cs="Times New Roman"/>
+        </w:rPr>
+        <w:t xml:space="preserve"> </w:t>
+      </w:r>
+    </w:p>
+    <w:p>
+      <w:pPr>
+        <w:rPr>
+          <w:rFonts w:ascii="Times New Roman" w:hAnsi="Times New Roman" w:cs="Times New Roman"/>
+        </w:rPr>
+      </w:pPr>
+      <w:r>
+        <w:rPr>
+          <w:rFonts w:ascii="Times New Roman" w:hAnsi="Times New Roman" w:cs="Times New Roman"/>
+        </w:rPr>
+        <w:t>I am particularly drawn to NHMLAC’s commitment to community-centered science and its focus on biodiversity, human</w:t>
+      </w:r>
+      <w:r>
+        <w:rPr>
+          <w:rFonts w:ascii="Times New Roman" w:hAnsi="Times New Roman" w:cs="Times New Roman"/>
+        </w:rPr>
+        <w:t>-</w:t>
+      </w:r>
+      <w:r>
+        <w:rPr>
+          <w:rFonts w:ascii="Times New Roman" w:hAnsi="Times New Roman" w:cs="Times New Roman"/>
+        </w:rPr>
+        <w:t xml:space="preserve">wildlife interactions, and environmental justice across Los Angeles. I am </w:t>
+      </w:r>
+      <w:r>
+        <w:rPr>
+          <w:rFonts w:ascii="Times New Roman" w:hAnsi="Times New Roman" w:cs="Times New Roman"/>
+        </w:rPr>
+        <w:t>eager</w:t>
+      </w:r>
+      <w:r>
+        <w:rPr>
+          <w:rFonts w:ascii="Times New Roman" w:hAnsi="Times New Roman" w:cs="Times New Roman"/>
+        </w:rPr>
+        <w:t xml:space="preserve"> to contribute to projects that not only generate new scientific insights but also make data accessible and meaningful to the communities involved. Thank you for your consideration, and I look forward to the possibility of contributing to NHMLAC’s mission.</w:t>
+      </w:r>
+    </w:p>
+    <w:p>
+      <w:pPr>
+        <w:rPr>
+          <w:rFonts w:ascii="Times New Roman" w:hAnsi="Times New Roman" w:cs="Times New Roman"/>
+        </w:rPr>
+      </w:pPr>
+      <w:r>
+        <w:rPr>
+          <w:rFonts w:ascii="Times New Roman" w:hAnsi="Times New Roman" w:cs="Times New Roman"/>
+        </w:rPr>
+        <w:t>Sincerely,</w:t>
+      </w:r>
+    </w:p>
+    <w:p>
+      <w:pPr>
+        <w:rPr>
+          <w:rFonts w:ascii="Times New Roman" w:hAnsi="Times New Roman" w:cs="Times New Roman"/>
+        </w:rPr>
+      </w:pPr>
+      <w:r>
+        <w:rPr>
+          <w:rFonts w:ascii="Times New Roman" w:hAnsi="Times New Roman" w:cs="Times New Roman"/>
+        </w:rPr>
+        <w:t>Alex Mendelson</w:t>
+      </w:r>
+    </w:p>
     <w:sectPr>
       <w:pgSz w:w="12240" w:h="15840"/>
       <w:pgMar w:top="1440" w:right="1440" w:bottom="1440" w:left="1440" w:header="720" w:footer="720" w:gutter="0"/>
@@ -426,7 +1037,7 @@
     <w:link w:val="Heading1Char"/>
     <w:uiPriority w:val="9"/>
     <w:qFormat/>
-    <w:rsid w:val="00A64E89"/>
+    <w:rsid w:val="00090EB0"/>
     <w:pPr>
       <w:keepNext/>
       <w:keepLines/>
@@ -449,7 +1060,7 @@
     <w:semiHidden/>
     <w:unhideWhenUsed/>
     <w:qFormat/>
-    <w:rsid w:val="00A64E89"/>
+    <w:rsid w:val="00090EB0"/>
     <w:pPr>
       <w:keepNext/>
       <w:keepLines/>
@@ -472,7 +1083,7 @@
     <w:semiHidden/>
     <w:unhideWhenUsed/>
     <w:qFormat/>
-    <w:rsid w:val="00A64E89"/>
+    <w:rsid w:val="00090EB0"/>
     <w:pPr>
       <w:keepNext/>
       <w:keepLines/>
@@ -495,7 +1106,7 @@
     <w:semiHidden/>
     <w:unhideWhenUsed/>
     <w:qFormat/>
-    <w:rsid w:val="00A64E89"/>
+    <w:rsid w:val="00090EB0"/>
     <w:pPr>
       <w:keepNext/>
       <w:keepLines/>
@@ -518,7 +1129,7 @@
     <w:semiHidden/>
     <w:unhideWhenUsed/>
     <w:qFormat/>
-    <w:rsid w:val="00A64E89"/>
+    <w:rsid w:val="00090EB0"/>
     <w:pPr>
       <w:keepNext/>
       <w:keepLines/>
@@ -539,7 +1150,7 @@
     <w:semiHidden/>
     <w:unhideWhenUsed/>
     <w:qFormat/>
-    <w:rsid w:val="00A64E89"/>
+    <w:rsid w:val="00090EB0"/>
     <w:pPr>
       <w:keepNext/>
       <w:keepLines/>
@@ -562,7 +1173,7 @@
     <w:semiHidden/>
     <w:unhideWhenUsed/>
     <w:qFormat/>
-    <w:rsid w:val="00A64E89"/>
+    <w:rsid w:val="00090EB0"/>
     <w:pPr>
       <w:keepNext/>
       <w:keepLines/>
@@ -583,7 +1194,7 @@
     <w:semiHidden/>
     <w:unhideWhenUsed/>
     <w:qFormat/>
-    <w:rsid w:val="00A64E89"/>
+    <w:rsid w:val="00090EB0"/>
     <w:pPr>
       <w:keepNext/>
       <w:keepLines/>
@@ -606,7 +1217,7 @@
     <w:semiHidden/>
     <w:unhideWhenUsed/>
     <w:qFormat/>
-    <w:rsid w:val="00A64E89"/>
+    <w:rsid w:val="00090EB0"/>
     <w:pPr>
       <w:keepNext/>
       <w:keepLines/>
@@ -650,7 +1261,7 @@
     <w:basedOn w:val="DefaultParagraphFont"/>
     <w:link w:val="Heading1"/>
     <w:uiPriority w:val="9"/>
-    <w:rsid w:val="00A64E89"/>
+    <w:rsid w:val="00090EB0"/>
     <w:rPr>
       <w:rFonts w:asciiTheme="majorHAnsi" w:eastAsiaTheme="majorEastAsia" w:hAnsiTheme="majorHAnsi" w:cstheme="majorBidi"/>
       <w:color w:val="0F4761" w:themeColor="accent1" w:themeShade="BF"/>
@@ -664,7 +1275,7 @@
     <w:link w:val="Heading2"/>
     <w:uiPriority w:val="9"/>
     <w:semiHidden/>
-    <w:rsid w:val="00A64E89"/>
+    <w:rsid w:val="00090EB0"/>
     <w:rPr>
       <w:rFonts w:asciiTheme="majorHAnsi" w:eastAsiaTheme="majorEastAsia" w:hAnsiTheme="majorHAnsi" w:cstheme="majorBidi"/>
       <w:color w:val="0F4761" w:themeColor="accent1" w:themeShade="BF"/>
@@ -678,7 +1289,7 @@
     <w:link w:val="Heading3"/>
     <w:uiPriority w:val="9"/>
     <w:semiHidden/>
-    <w:rsid w:val="00A64E89"/>
+    <w:rsid w:val="00090EB0"/>
     <w:rPr>
       <w:rFonts w:eastAsiaTheme="majorEastAsia" w:cstheme="majorBidi"/>
       <w:color w:val="0F4761" w:themeColor="accent1" w:themeShade="BF"/>
@@ -692,7 +1303,7 @@
     <w:link w:val="Heading4"/>
     <w:uiPriority w:val="9"/>
     <w:semiHidden/>
-    <w:rsid w:val="00A64E89"/>
+    <w:rsid w:val="00090EB0"/>
     <w:rPr>
       <w:rFonts w:eastAsiaTheme="majorEastAsia" w:cstheme="majorBidi"/>
       <w:i/>
@@ -706,7 +1317,7 @@
     <w:link w:val="Heading5"/>
     <w:uiPriority w:val="9"/>
     <w:semiHidden/>
-    <w:rsid w:val="00A64E89"/>
+    <w:rsid w:val="00090EB0"/>
     <w:rPr>
       <w:rFonts w:eastAsiaTheme="majorEastAsia" w:cstheme="majorBidi"/>
       <w:color w:val="0F4761" w:themeColor="accent1" w:themeShade="BF"/>
@@ -718,7 +1329,7 @@
     <w:link w:val="Heading6"/>
     <w:uiPriority w:val="9"/>
     <w:semiHidden/>
-    <w:rsid w:val="00A64E89"/>
+    <w:rsid w:val="00090EB0"/>
     <w:rPr>
       <w:rFonts w:eastAsiaTheme="majorEastAsia" w:cstheme="majorBidi"/>
       <w:i/>
@@ -732,7 +1343,7 @@
     <w:link w:val="Heading7"/>
     <w:uiPriority w:val="9"/>
     <w:semiHidden/>
-    <w:rsid w:val="00A64E89"/>
+    <w:rsid w:val="00090EB0"/>
     <w:rPr>
       <w:rFonts w:eastAsiaTheme="majorEastAsia" w:cstheme="majorBidi"/>
       <w:color w:val="595959" w:themeColor="text1" w:themeTint="A6"/>
@@ -744,7 +1355,7 @@
     <w:link w:val="Heading8"/>
     <w:uiPriority w:val="9"/>
     <w:semiHidden/>
-    <w:rsid w:val="00A64E89"/>
+    <w:rsid w:val="00090EB0"/>
     <w:rPr>
       <w:rFonts w:eastAsiaTheme="majorEastAsia" w:cstheme="majorBidi"/>
       <w:i/>
@@ -758,7 +1369,7 @@
     <w:link w:val="Heading9"/>
     <w:uiPriority w:val="9"/>
     <w:semiHidden/>
-    <w:rsid w:val="00A64E89"/>
+    <w:rsid w:val="00090EB0"/>
     <w:rPr>
       <w:rFonts w:eastAsiaTheme="majorEastAsia" w:cstheme="majorBidi"/>
       <w:color w:val="272727" w:themeColor="text1" w:themeTint="D8"/>
@@ -771,7 +1382,7 @@
     <w:link w:val="TitleChar"/>
     <w:uiPriority w:val="10"/>
     <w:qFormat/>
-    <w:rsid w:val="00A64E89"/>
+    <w:rsid w:val="00090EB0"/>
     <w:pPr>
       <w:spacing w:after="80" w:line="240" w:lineRule="auto"/>
       <w:contextualSpacing/>
@@ -789,7 +1400,7 @@
     <w:basedOn w:val="DefaultParagraphFont"/>
     <w:link w:val="Title"/>
     <w:uiPriority w:val="10"/>
-    <w:rsid w:val="00A64E89"/>
+    <w:rsid w:val="00090EB0"/>
     <w:rPr>
       <w:rFonts w:asciiTheme="majorHAnsi" w:eastAsiaTheme="majorEastAsia" w:hAnsiTheme="majorHAnsi" w:cstheme="majorBidi"/>
       <w:spacing w:val="-10"/>
@@ -805,7 +1416,7 @@
     <w:link w:val="SubtitleChar"/>
     <w:uiPriority w:val="11"/>
     <w:qFormat/>
-    <w:rsid w:val="00A64E89"/>
+    <w:rsid w:val="00090EB0"/>
     <w:pPr>
       <w:numPr>
         <w:ilvl w:val="1"/>
@@ -824,7 +1435,7 @@
     <w:basedOn w:val="DefaultParagraphFont"/>
     <w:link w:val="Subtitle"/>
     <w:uiPriority w:val="11"/>
-    <w:rsid w:val="00A64E89"/>
+    <w:rsid w:val="00090EB0"/>
     <w:rPr>
       <w:rFonts w:eastAsiaTheme="majorEastAsia" w:cstheme="majorBidi"/>
       <w:color w:val="595959" w:themeColor="text1" w:themeTint="A6"/>
@@ -840,7 +1451,7 @@
     <w:link w:val="QuoteChar"/>
     <w:uiPriority w:val="29"/>
     <w:qFormat/>
-    <w:rsid w:val="00A64E89"/>
+    <w:rsid w:val="00090EB0"/>
     <w:pPr>
       <w:spacing w:before="160"/>
       <w:jc w:val="center"/>
@@ -856,7 +1467,7 @@
     <w:basedOn w:val="DefaultParagraphFont"/>
     <w:link w:val="Quote"/>
     <w:uiPriority w:val="29"/>
-    <w:rsid w:val="00A64E89"/>
+    <w:rsid w:val="00090EB0"/>
     <w:rPr>
       <w:i/>
       <w:iCs/>
@@ -868,7 +1479,7 @@
     <w:basedOn w:val="Normal"/>
     <w:uiPriority w:val="34"/>
     <w:qFormat/>
-    <w:rsid w:val="00A64E89"/>
+    <w:rsid w:val="00090EB0"/>
     <w:pPr>
       <w:ind w:left="720"/>
       <w:contextualSpacing/>
@@ -879,7 +1490,7 @@
     <w:basedOn w:val="DefaultParagraphFont"/>
     <w:uiPriority w:val="21"/>
     <w:qFormat/>
-    <w:rsid w:val="00A64E89"/>
+    <w:rsid w:val="00090EB0"/>
     <w:rPr>
       <w:i/>
       <w:iCs/>
@@ -893,7 +1504,7 @@
     <w:link w:val="IntenseQuoteChar"/>
     <w:uiPriority w:val="30"/>
     <w:qFormat/>
-    <w:rsid w:val="00A64E89"/>
+    <w:rsid w:val="00090EB0"/>
     <w:pPr>
       <w:pBdr>
         <w:top w:val="single" w:sz="4" w:space="10" w:color="0F4761" w:themeColor="accent1" w:themeShade="BF"/>
@@ -914,7 +1525,7 @@
     <w:basedOn w:val="DefaultParagraphFont"/>
     <w:link w:val="IntenseQuote"/>
     <w:uiPriority w:val="30"/>
-    <w:rsid w:val="00A64E89"/>
+    <w:rsid w:val="00090EB0"/>
     <w:rPr>
       <w:i/>
       <w:iCs/>
@@ -926,7 +1537,7 @@
     <w:basedOn w:val="DefaultParagraphFont"/>
     <w:uiPriority w:val="32"/>
     <w:qFormat/>
-    <w:rsid w:val="00A64E89"/>
+    <w:rsid w:val="00090EB0"/>
     <w:rPr>
       <w:b/>
       <w:bCs/>
